--- a/ZEN ÉNERGIE SERVICES/Textes complémentaires/TEXTES 2026.docx
+++ b/ZEN ÉNERGIE SERVICES/Textes complémentaires/TEXTES 2026.docx
@@ -119,16 +119,14 @@
           <w:color w:val="000000" w:themeColor="text1"/>
         </w:rPr>
       </w:pPr>
-      <w:proofErr w:type="gramStart"/>
-      <w:r>
-        <w:rPr>
-          <w:i/>
-          <w:iCs/>
-          <w:color w:val="000000" w:themeColor="text1"/>
-        </w:rPr>
-        <w:t>ma</w:t>
-      </w:r>
-      <w:proofErr w:type="gramEnd"/>
+      <w:r>
+        <w:rPr>
+          <w:i/>
+          <w:iCs/>
+          <w:color w:val="000000" w:themeColor="text1"/>
+        </w:rPr>
+        <w:t>Ma</w:t>
+      </w:r>
       <w:r>
         <w:rPr>
           <w:i/>
@@ -193,177 +191,195 @@
           <w:bCs/>
           <w:color w:val="A6A6A6" w:themeColor="background1" w:themeShade="A6"/>
         </w:rPr>
+        <w:t xml:space="preserve"> Typeform </w:t>
+      </w:r>
+      <w:r>
+        <w:rPr>
+          <w:b/>
+          <w:bCs/>
+          <w:color w:val="A6A6A6" w:themeColor="background1" w:themeShade="A6"/>
+        </w:rPr>
+        <w:t>) Souscrivez</w:t>
+      </w:r>
+      <w:r>
+        <w:rPr>
+          <w:b/>
+          <w:bCs/>
+          <w:color w:val="A6A6A6" w:themeColor="background1" w:themeShade="A6"/>
+        </w:rPr>
+        <w:t xml:space="preserve"> votre contrat d’entretien </w:t>
+      </w:r>
+    </w:p>
+    <w:p>
+      <w:pPr>
+        <w:rPr>
+          <w:b/>
+          <w:bCs/>
+          <w:color w:val="A6A6A6" w:themeColor="background1" w:themeShade="A6"/>
+        </w:rPr>
+      </w:pPr>
+    </w:p>
+    <w:p>
+      <w:pPr>
+        <w:rPr>
+          <w:i/>
+          <w:iCs/>
+          <w:color w:val="000000" w:themeColor="text1"/>
+        </w:rPr>
+      </w:pPr>
+      <w:r>
+        <w:rPr>
+          <w:i/>
+          <w:iCs/>
+          <w:color w:val="000000" w:themeColor="text1"/>
+        </w:rPr>
+        <w:t>Prolongez la durée de vie de vos équipements grâce à nos contrats d’entretien adaptés à vos besoins.</w:t>
+      </w:r>
+      <w:r>
+        <w:rPr>
+          <w:i/>
+          <w:iCs/>
+          <w:color w:val="000000" w:themeColor="text1"/>
+        </w:rPr>
         <w:t xml:space="preserve"> </w:t>
       </w:r>
-      <w:proofErr w:type="spellStart"/>
-      <w:proofErr w:type="gramStart"/>
-      <w:r>
-        <w:rPr>
-          <w:b/>
-          <w:bCs/>
+    </w:p>
+    <w:p>
+      <w:pPr>
+        <w:rPr>
           <w:color w:val="A6A6A6" w:themeColor="background1" w:themeShade="A6"/>
         </w:rPr>
-        <w:t>Typeform</w:t>
-      </w:r>
-      <w:proofErr w:type="spellEnd"/>
-      <w:r>
-        <w:rPr>
-          <w:b/>
-          <w:bCs/>
+      </w:pPr>
+      <w:r>
+        <w:rPr>
+          <w:color w:val="233036"/>
+          <w:lang w:val="fr-FR"/>
+        </w:rPr>
+        <w:t>Panneaux solaires</w:t>
+      </w:r>
+      <w:r>
+        <w:rPr>
+          <w:color w:val="233036"/>
+          <w:lang w:val="fr-FR"/>
+        </w:rPr>
+        <w:br/>
+      </w:r>
+      <w:r>
+        <w:rPr>
+          <w:color w:val="233036"/>
+          <w:lang w:val="fr-FR"/>
+        </w:rPr>
+        <w:t>Pompes à chaleur</w:t>
+      </w:r>
+      <w:r>
+        <w:rPr>
+          <w:color w:val="233036"/>
+          <w:lang w:val="fr-FR"/>
+        </w:rPr>
+        <w:br/>
+        <w:t>Boiler thermodynamique</w:t>
+      </w:r>
+      <w:r>
+        <w:rPr>
+          <w:color w:val="233036"/>
+          <w:lang w:val="fr-FR"/>
+        </w:rPr>
+        <w:br/>
+        <w:t>Nettoyage panneaux solaires</w:t>
+      </w:r>
+      <w:r>
+        <w:rPr>
+          <w:color w:val="233036"/>
+          <w:lang w:val="fr-FR"/>
+        </w:rPr>
+        <w:t xml:space="preserve"> </w:t>
+      </w:r>
+      <w:r>
+        <w:rPr>
+          <w:color w:val="233036"/>
+          <w:lang w:val="fr-FR"/>
+        </w:rPr>
+        <w:br/>
+      </w:r>
+      <w:r>
+        <w:rPr>
           <w:color w:val="A6A6A6" w:themeColor="background1" w:themeShade="A6"/>
         </w:rPr>
-        <w:t xml:space="preserve"> </w:t>
-      </w:r>
-      <w:r>
+        <w:t>(faire des blocs produits)</w:t>
+      </w:r>
+    </w:p>
+    <w:p>
+      <w:pPr>
+        <w:rPr>
+          <w:color w:val="233036"/>
+        </w:rPr>
+      </w:pPr>
+    </w:p>
+    <w:p>
+      <w:pPr>
         <w:rPr>
           <w:b/>
           <w:bCs/>
           <w:color w:val="A6A6A6" w:themeColor="background1" w:themeShade="A6"/>
         </w:rPr>
+      </w:pPr>
+      <w:r>
+        <w:rPr>
+          <w:b/>
+          <w:bCs/>
+          <w:color w:val="A6A6A6" w:themeColor="background1" w:themeShade="A6"/>
+        </w:rPr>
+        <w:t>Découvrir nos offres</w:t>
+      </w:r>
+      <w:r>
+        <w:rPr>
+          <w:b/>
+          <w:bCs/>
+          <w:color w:val="A6A6A6" w:themeColor="background1" w:themeShade="A6"/>
+        </w:rPr>
+        <w:t xml:space="preserve"> d’entretien (</w:t>
+      </w:r>
+      <w:r>
+        <w:rPr>
+          <w:b/>
+          <w:bCs/>
+          <w:color w:val="A6A6A6" w:themeColor="background1" w:themeShade="A6"/>
+        </w:rPr>
+        <w:t>CTA</w:t>
+      </w:r>
+      <w:r>
+        <w:rPr>
+          <w:b/>
+          <w:bCs/>
+          <w:color w:val="A6A6A6" w:themeColor="background1" w:themeShade="A6"/>
+        </w:rPr>
+        <w:t xml:space="preserve"> vers la page </w:t>
+      </w:r>
+      <w:r>
+        <w:rPr>
+          <w:b/>
+          <w:bCs/>
+          <w:color w:val="A6A6A6" w:themeColor="background1" w:themeShade="A6"/>
+        </w:rPr>
+        <w:t>Toutes nos offres</w:t>
+      </w:r>
+      <w:r>
+        <w:rPr>
+          <w:b/>
+          <w:bCs/>
+          <w:color w:val="A6A6A6" w:themeColor="background1" w:themeShade="A6"/>
+        </w:rPr>
         <w:t>)</w:t>
       </w:r>
-      <w:proofErr w:type="gramEnd"/>
-      <w:r>
+    </w:p>
+    <w:p>
+      <w:pPr>
         <w:rPr>
           <w:b/>
           <w:bCs/>
           <w:color w:val="A6A6A6" w:themeColor="background1" w:themeShade="A6"/>
         </w:rPr>
-        <w:t xml:space="preserve"> Souscrivez</w:t>
-      </w:r>
-      <w:r>
-        <w:rPr>
-          <w:b/>
-          <w:bCs/>
-          <w:color w:val="A6A6A6" w:themeColor="background1" w:themeShade="A6"/>
-        </w:rPr>
-        <w:t xml:space="preserve"> votre contrat d’entretien </w:t>
-      </w:r>
-    </w:p>
-    <w:p>
-      <w:pPr>
-        <w:rPr>
-          <w:i/>
-          <w:iCs/>
-          <w:color w:val="000000" w:themeColor="text1"/>
-        </w:rPr>
-      </w:pPr>
-      <w:r>
-        <w:rPr>
-          <w:i/>
-          <w:iCs/>
-          <w:color w:val="000000" w:themeColor="text1"/>
-        </w:rPr>
-        <w:t>Prolongez la durée de vie de vos équipements grâce à nos contrats d’entretien adaptés à vos besoins.</w:t>
-      </w:r>
-      <w:r>
-        <w:rPr>
-          <w:i/>
-          <w:iCs/>
-          <w:color w:val="000000" w:themeColor="text1"/>
-        </w:rPr>
-        <w:t xml:space="preserve"> </w:t>
-      </w:r>
-    </w:p>
-    <w:p>
-      <w:pPr>
-        <w:rPr>
-          <w:color w:val="233036"/>
-        </w:rPr>
-      </w:pPr>
-      <w:r>
-        <w:rPr>
-          <w:i/>
-          <w:iCs/>
-          <w:color w:val="000000" w:themeColor="text1"/>
-        </w:rPr>
-        <w:t xml:space="preserve">Pompe à chaleur Boiler </w:t>
-      </w:r>
-      <w:r>
-        <w:rPr>
-          <w:i/>
-          <w:iCs/>
-          <w:color w:val="000000" w:themeColor="text1"/>
-        </w:rPr>
-        <w:t>thermodynamique</w:t>
-      </w:r>
-      <w:r>
-        <w:rPr>
-          <w:i/>
-          <w:iCs/>
-          <w:color w:val="000000" w:themeColor="text1"/>
-        </w:rPr>
-        <w:t xml:space="preserve"> Panneaux Photovoltaïques</w:t>
-      </w:r>
-      <w:r>
-        <w:rPr>
-          <w:color w:val="000000" w:themeColor="text1"/>
-        </w:rPr>
-        <w:t xml:space="preserve"> </w:t>
-      </w:r>
-      <w:r>
-        <w:rPr>
-          <w:color w:val="A6A6A6" w:themeColor="background1" w:themeShade="A6"/>
-        </w:rPr>
-        <w:t>(faire des blocs produits)</w:t>
-      </w:r>
-    </w:p>
-    <w:p>
-      <w:pPr>
-        <w:rPr>
-          <w:b/>
-          <w:bCs/>
-          <w:color w:val="A6A6A6" w:themeColor="background1" w:themeShade="A6"/>
-        </w:rPr>
-      </w:pPr>
-      <w:r>
-        <w:rPr>
-          <w:b/>
-          <w:bCs/>
-          <w:color w:val="A6A6A6" w:themeColor="background1" w:themeShade="A6"/>
-        </w:rPr>
-        <w:t>Découvrir nos offres</w:t>
-      </w:r>
-      <w:r>
-        <w:rPr>
-          <w:b/>
-          <w:bCs/>
-          <w:color w:val="A6A6A6" w:themeColor="background1" w:themeShade="A6"/>
-        </w:rPr>
-        <w:t xml:space="preserve"> d’entretien (</w:t>
-      </w:r>
-      <w:r>
-        <w:rPr>
-          <w:b/>
-          <w:bCs/>
-          <w:color w:val="A6A6A6" w:themeColor="background1" w:themeShade="A6"/>
-        </w:rPr>
-        <w:t>CTA</w:t>
-      </w:r>
-      <w:r>
-        <w:rPr>
-          <w:b/>
-          <w:bCs/>
-          <w:color w:val="A6A6A6" w:themeColor="background1" w:themeShade="A6"/>
-        </w:rPr>
-        <w:t xml:space="preserve"> vers la page </w:t>
-      </w:r>
-      <w:r>
-        <w:rPr>
-          <w:b/>
-          <w:bCs/>
-          <w:color w:val="A6A6A6" w:themeColor="background1" w:themeShade="A6"/>
-        </w:rPr>
-        <w:t>Toutes nos offres</w:t>
-      </w:r>
-      <w:r>
-        <w:rPr>
-          <w:b/>
-          <w:bCs/>
-          <w:color w:val="A6A6A6" w:themeColor="background1" w:themeShade="A6"/>
-        </w:rPr>
-        <w:t>)</w:t>
-      </w:r>
+      </w:pPr>
     </w:p>
     <w:p>
       <w:pPr>
@@ -688,6 +704,7 @@
           <w:iCs/>
           <w:color w:val="000000" w:themeColor="text1"/>
         </w:rPr>
+        <w:lastRenderedPageBreak/>
         <w:t>Découvrez nos offres d’entretien en un coup d’œil !</w:t>
       </w:r>
     </w:p>
@@ -791,38 +808,19 @@
     <w:p>
       <w:pPr>
         <w:rPr>
-          <w:b/>
-          <w:bCs/>
-          <w:color w:val="A6A6A6" w:themeColor="background1" w:themeShade="A6"/>
-        </w:rPr>
-      </w:pPr>
-    </w:p>
-    <w:p>
-      <w:pPr>
-        <w:rPr>
-          <w:b/>
-          <w:bCs/>
-          <w:color w:val="A6A6A6" w:themeColor="background1" w:themeShade="A6"/>
-        </w:rPr>
-      </w:pPr>
-    </w:p>
-    <w:p>
-      <w:pPr>
-        <w:rPr>
-          <w:i/>
-          <w:iCs/>
-          <w:color w:val="000000" w:themeColor="text1"/>
-        </w:rPr>
-      </w:pPr>
-      <w:r>
-        <w:rPr>
-          <w:b/>
-          <w:bCs/>
-          <w:i/>
-          <w:iCs/>
-          <w:color w:val="000000" w:themeColor="text1"/>
-        </w:rPr>
-        <w:lastRenderedPageBreak/>
+          <w:i/>
+          <w:iCs/>
+          <w:color w:val="000000" w:themeColor="text1"/>
+        </w:rPr>
+      </w:pPr>
+      <w:r>
+        <w:rPr>
+          <w:b/>
+          <w:bCs/>
+          <w:i/>
+          <w:iCs/>
+          <w:color w:val="000000" w:themeColor="text1"/>
+        </w:rPr>
         <w:t>Zen Accès</w:t>
       </w:r>
       <w:r>
@@ -848,25 +846,7 @@
           <w:iCs/>
           <w:color w:val="000000" w:themeColor="text1"/>
         </w:rPr>
-        <w:t xml:space="preserve">À partir </w:t>
-      </w:r>
-      <w:proofErr w:type="gramStart"/>
-      <w:r>
-        <w:rPr>
-          <w:i/>
-          <w:iCs/>
-          <w:color w:val="000000" w:themeColor="text1"/>
-        </w:rPr>
-        <w:t>de  CHF</w:t>
-      </w:r>
-      <w:proofErr w:type="gramEnd"/>
-      <w:r>
-        <w:rPr>
-          <w:i/>
-          <w:iCs/>
-          <w:color w:val="000000" w:themeColor="text1"/>
-        </w:rPr>
-        <w:t>...</w:t>
+        <w:t>À partir de  CHF...</w:t>
       </w:r>
     </w:p>
     <w:p>
@@ -905,6 +885,15 @@
     </w:p>
     <w:p>
       <w:pPr>
+        <w:rPr>
+          <w:i/>
+          <w:iCs/>
+          <w:color w:val="000000" w:themeColor="text1"/>
+        </w:rPr>
+      </w:pPr>
+    </w:p>
+    <w:p>
+      <w:pPr>
         <w:tabs>
           <w:tab w:val="num" w:pos="720"/>
         </w:tabs>
@@ -966,25 +955,7 @@
           <w:iCs/>
           <w:color w:val="000000" w:themeColor="text1"/>
         </w:rPr>
-        <w:t xml:space="preserve">À partir </w:t>
-      </w:r>
-      <w:proofErr w:type="gramStart"/>
-      <w:r>
-        <w:rPr>
-          <w:i/>
-          <w:iCs/>
-          <w:color w:val="000000" w:themeColor="text1"/>
-        </w:rPr>
-        <w:t>de  CHF</w:t>
-      </w:r>
-      <w:proofErr w:type="gramEnd"/>
-      <w:r>
-        <w:rPr>
-          <w:i/>
-          <w:iCs/>
-          <w:color w:val="000000" w:themeColor="text1"/>
-        </w:rPr>
-        <w:t xml:space="preserve">... </w:t>
+        <w:t xml:space="preserve">À partir de  CHF... </w:t>
       </w:r>
     </w:p>
     <w:p>
@@ -1038,6 +1009,18 @@
           <w:color w:val="000000" w:themeColor="text1"/>
         </w:rPr>
       </w:pPr>
+    </w:p>
+    <w:p>
+      <w:pPr>
+        <w:tabs>
+          <w:tab w:val="num" w:pos="720"/>
+        </w:tabs>
+        <w:rPr>
+          <w:i/>
+          <w:iCs/>
+          <w:color w:val="000000" w:themeColor="text1"/>
+        </w:rPr>
+      </w:pPr>
       <w:r>
         <w:rPr>
           <w:b/>
@@ -1074,25 +1057,7 @@
           <w:iCs/>
           <w:color w:val="000000" w:themeColor="text1"/>
         </w:rPr>
-        <w:t xml:space="preserve">À partir </w:t>
-      </w:r>
-      <w:proofErr w:type="gramStart"/>
-      <w:r>
-        <w:rPr>
-          <w:i/>
-          <w:iCs/>
-          <w:color w:val="000000" w:themeColor="text1"/>
-        </w:rPr>
-        <w:t>de  CHF</w:t>
-      </w:r>
-      <w:proofErr w:type="gramEnd"/>
-      <w:r>
-        <w:rPr>
-          <w:i/>
-          <w:iCs/>
-          <w:color w:val="000000" w:themeColor="text1"/>
-        </w:rPr>
-        <w:t xml:space="preserve">... </w:t>
+        <w:t xml:space="preserve">À partir de  CHF... </w:t>
       </w:r>
     </w:p>
     <w:p>
@@ -1157,6 +1122,18 @@
     </w:p>
     <w:p>
       <w:pPr>
+        <w:tabs>
+          <w:tab w:val="num" w:pos="720"/>
+        </w:tabs>
+        <w:rPr>
+          <w:i/>
+          <w:iCs/>
+          <w:color w:val="000000" w:themeColor="text1"/>
+        </w:rPr>
+      </w:pPr>
+    </w:p>
+    <w:p>
+      <w:pPr>
         <w:rPr>
           <w:color w:val="000000" w:themeColor="text1"/>
         </w:rPr>
@@ -1233,26 +1210,20 @@
           <w:iCs/>
           <w:color w:val="000000" w:themeColor="text1"/>
         </w:rPr>
-        <w:t xml:space="preserve">À partir </w:t>
-      </w:r>
-      <w:proofErr w:type="gramStart"/>
-      <w:r>
-        <w:rPr>
-          <w:i/>
-          <w:iCs/>
-          <w:color w:val="000000" w:themeColor="text1"/>
-        </w:rPr>
-        <w:t>de  CHF</w:t>
-      </w:r>
-      <w:proofErr w:type="gramEnd"/>
-      <w:r>
-        <w:rPr>
-          <w:i/>
-          <w:iCs/>
-          <w:color w:val="000000" w:themeColor="text1"/>
-        </w:rPr>
-        <w:t xml:space="preserve">... </w:t>
-      </w:r>
+        <w:t xml:space="preserve">À partir de  CHF... </w:t>
+      </w:r>
+    </w:p>
+    <w:p>
+      <w:pPr>
+        <w:tabs>
+          <w:tab w:val="num" w:pos="720"/>
+        </w:tabs>
+        <w:rPr>
+          <w:i/>
+          <w:iCs/>
+          <w:color w:val="000000" w:themeColor="text1"/>
+        </w:rPr>
+      </w:pPr>
     </w:p>
     <w:p>
       <w:pPr>
@@ -1400,6 +1371,7 @@
           <w:iCs/>
           <w:color w:val="000000" w:themeColor="text1"/>
         </w:rPr>
+        <w:lastRenderedPageBreak/>
         <w:t>Prise de rendez-vous</w:t>
       </w:r>
       <w:r>
@@ -1638,23 +1610,7 @@
           <w:bCs/>
           <w:color w:val="A6A6A6" w:themeColor="background1" w:themeShade="A6"/>
         </w:rPr>
-        <w:t>(</w:t>
-      </w:r>
-      <w:r>
-        <w:rPr>
-          <w:b/>
-          <w:bCs/>
-          <w:color w:val="A6A6A6" w:themeColor="background1" w:themeShade="A6"/>
-        </w:rPr>
-        <w:t>Bloc dernières actualités</w:t>
-      </w:r>
-      <w:r>
-        <w:rPr>
-          <w:b/>
-          <w:bCs/>
-          <w:color w:val="A6A6A6" w:themeColor="background1" w:themeShade="A6"/>
-        </w:rPr>
-        <w:t>)</w:t>
+        <w:t>(Bloc dernières actualités)</w:t>
       </w:r>
     </w:p>
     <w:p>
@@ -1915,33 +1871,15 @@
           <w:iCs/>
           <w:color w:val="000000" w:themeColor="text1"/>
         </w:rPr>
-        <w:t xml:space="preserve">Entretien Panneaux </w:t>
-      </w:r>
-      <w:proofErr w:type="gramStart"/>
-      <w:r>
-        <w:rPr>
-          <w:i/>
-          <w:iCs/>
-          <w:color w:val="000000" w:themeColor="text1"/>
-        </w:rPr>
-        <w:t>photovoltaïques</w:t>
-      </w:r>
-      <w:r>
-        <w:rPr>
-          <w:i/>
-          <w:iCs/>
-          <w:color w:val="000000" w:themeColor="text1"/>
-        </w:rPr>
-        <w:t xml:space="preserve">  |</w:t>
-      </w:r>
-      <w:proofErr w:type="gramEnd"/>
-      <w:r>
-        <w:rPr>
-          <w:i/>
-          <w:iCs/>
-          <w:color w:val="000000" w:themeColor="text1"/>
-        </w:rPr>
-        <w:t xml:space="preserve"> </w:t>
+        <w:t>Entretien Panneaux photovoltaïques</w:t>
+      </w:r>
+      <w:r>
+        <w:rPr>
+          <w:i/>
+          <w:iCs/>
+          <w:color w:val="000000" w:themeColor="text1"/>
+        </w:rPr>
+        <w:t xml:space="preserve">  | </w:t>
       </w:r>
       <w:r>
         <w:rPr>
@@ -1986,64 +1924,24 @@
         <w:rPr>
           <w:color w:val="A6A6A6" w:themeColor="background1" w:themeShade="A6"/>
         </w:rPr>
-        <w:t xml:space="preserve">(ou bouton </w:t>
-      </w:r>
-      <w:proofErr w:type="gramStart"/>
-      <w:r>
-        <w:rPr>
+        <w:t>(ou bouton email)</w:t>
+      </w:r>
+    </w:p>
+    <w:p>
+      <w:pPr>
+        <w:rPr>
+          <w:b/>
+          <w:bCs/>
           <w:color w:val="A6A6A6" w:themeColor="background1" w:themeShade="A6"/>
         </w:rPr>
-        <w:t>email</w:t>
-      </w:r>
-      <w:proofErr w:type="gramEnd"/>
-      <w:r>
-        <w:rPr>
+      </w:pPr>
+      <w:r>
+        <w:rPr>
+          <w:b/>
+          <w:bCs/>
           <w:color w:val="A6A6A6" w:themeColor="background1" w:themeShade="A6"/>
         </w:rPr>
-        <w:t>)</w:t>
-      </w:r>
-    </w:p>
-    <w:p>
-      <w:pPr>
-        <w:rPr>
-          <w:b/>
-          <w:bCs/>
-          <w:color w:val="A6A6A6" w:themeColor="background1" w:themeShade="A6"/>
-        </w:rPr>
-      </w:pPr>
-      <w:r>
-        <w:rPr>
-          <w:b/>
-          <w:bCs/>
-          <w:color w:val="A6A6A6" w:themeColor="background1" w:themeShade="A6"/>
-        </w:rPr>
-        <w:t xml:space="preserve">CTA : </w:t>
-      </w:r>
-      <w:r>
-        <w:rPr>
-          <w:b/>
-          <w:bCs/>
-          <w:color w:val="A6A6A6" w:themeColor="background1" w:themeShade="A6"/>
-        </w:rPr>
-        <w:t>Demander un devis (</w:t>
-      </w:r>
-      <w:proofErr w:type="spellStart"/>
-      <w:r>
-        <w:rPr>
-          <w:b/>
-          <w:bCs/>
-          <w:color w:val="A6A6A6" w:themeColor="background1" w:themeShade="A6"/>
-        </w:rPr>
-        <w:t>Typeform</w:t>
-      </w:r>
-      <w:proofErr w:type="spellEnd"/>
-      <w:r>
-        <w:rPr>
-          <w:b/>
-          <w:bCs/>
-          <w:color w:val="A6A6A6" w:themeColor="background1" w:themeShade="A6"/>
-        </w:rPr>
-        <w:t>)</w:t>
+        <w:t>CTA : Demander un devis (Typeform)</w:t>
       </w:r>
     </w:p>
     <w:p>
@@ -2090,25 +1988,7 @@
           <w:iCs/>
           <w:color w:val="000000" w:themeColor="text1"/>
         </w:rPr>
-        <w:t xml:space="preserve"> </w:t>
-      </w:r>
-      <w:proofErr w:type="spellStart"/>
-      <w:r>
-        <w:rPr>
-          <w:i/>
-          <w:iCs/>
-          <w:color w:val="000000" w:themeColor="text1"/>
-        </w:rPr>
-        <w:t>soalire</w:t>
-      </w:r>
-      <w:proofErr w:type="spellEnd"/>
-      <w:r>
-        <w:rPr>
-          <w:i/>
-          <w:iCs/>
-          <w:color w:val="000000" w:themeColor="text1"/>
-        </w:rPr>
-        <w:t xml:space="preserve"> ou de pompe à chaleur</w:t>
+        <w:t xml:space="preserve"> soalire ou de pompe à chaleur</w:t>
       </w:r>
       <w:r>
         <w:rPr>
@@ -2185,6 +2065,7 @@
           <w:iCs/>
           <w:color w:val="000000" w:themeColor="text1"/>
         </w:rPr>
+        <w:lastRenderedPageBreak/>
         <w:t>Une durée de vie des composants diminuée</w:t>
       </w:r>
     </w:p>
@@ -2334,7 +2215,6 @@
           <w:iCs/>
           <w:color w:val="000000" w:themeColor="text1"/>
         </w:rPr>
-        <w:lastRenderedPageBreak/>
         <w:t>- Votre espace client personnel pour gérer l’entièreté de votre contrat et de vos interventions</w:t>
       </w:r>
     </w:p>
@@ -2706,6 +2586,7 @@
           <w:iCs/>
           <w:color w:val="000000" w:themeColor="text1"/>
         </w:rPr>
+        <w:lastRenderedPageBreak/>
         <w:t>À partir de CHF 392...</w:t>
       </w:r>
       <w:r>
@@ -2864,7 +2745,6 @@
           <w:iCs/>
           <w:color w:val="000000" w:themeColor="text1"/>
         </w:rPr>
-        <w:lastRenderedPageBreak/>
         <w:t>Pourquoi dois-je entretenir régulièrement mes panneaux photovoltaïques ?</w:t>
       </w:r>
     </w:p>
@@ -2950,16 +2830,6 @@
     </w:p>
     <w:p>
       <w:pPr>
-        <w:ind w:left="720"/>
-        <w:rPr>
-          <w:i/>
-          <w:iCs/>
-          <w:color w:val="000000" w:themeColor="text1"/>
-        </w:rPr>
-      </w:pPr>
-    </w:p>
-    <w:p>
-      <w:pPr>
         <w:rPr>
           <w:b/>
           <w:bCs/>
@@ -3163,6 +3033,7 @@
           <w:iCs/>
           <w:color w:val="000000" w:themeColor="text1"/>
         </w:rPr>
+        <w:lastRenderedPageBreak/>
         <w:t>Comment se déroule un entretien</w:t>
       </w:r>
       <w:r>
@@ -3211,7 +3082,7 @@
     </w:p>
     <w:p>
       <w:pPr>
-        <w:pStyle w:val="Paragraphedeliste"/>
+        <w:pStyle w:val="ListParagraph"/>
         <w:numPr>
           <w:ilvl w:val="0"/>
           <w:numId w:val="57"/>
@@ -3231,7 +3102,7 @@
     </w:p>
     <w:p>
       <w:pPr>
-        <w:pStyle w:val="Paragraphedeliste"/>
+        <w:pStyle w:val="ListParagraph"/>
         <w:numPr>
           <w:ilvl w:val="1"/>
           <w:numId w:val="57"/>
@@ -3251,7 +3122,7 @@
     </w:p>
     <w:p>
       <w:pPr>
-        <w:pStyle w:val="Paragraphedeliste"/>
+        <w:pStyle w:val="ListParagraph"/>
         <w:numPr>
           <w:ilvl w:val="1"/>
           <w:numId w:val="57"/>
@@ -3271,7 +3142,7 @@
     </w:p>
     <w:p>
       <w:pPr>
-        <w:pStyle w:val="Paragraphedeliste"/>
+        <w:pStyle w:val="ListParagraph"/>
         <w:numPr>
           <w:ilvl w:val="1"/>
           <w:numId w:val="57"/>
@@ -3291,7 +3162,7 @@
     </w:p>
     <w:p>
       <w:pPr>
-        <w:pStyle w:val="Paragraphedeliste"/>
+        <w:pStyle w:val="ListParagraph"/>
         <w:numPr>
           <w:ilvl w:val="1"/>
           <w:numId w:val="57"/>
@@ -3311,7 +3182,7 @@
     </w:p>
     <w:p>
       <w:pPr>
-        <w:pStyle w:val="Paragraphedeliste"/>
+        <w:pStyle w:val="ListParagraph"/>
         <w:numPr>
           <w:ilvl w:val="1"/>
           <w:numId w:val="57"/>
@@ -3331,7 +3202,7 @@
     </w:p>
     <w:p>
       <w:pPr>
-        <w:pStyle w:val="Paragraphedeliste"/>
+        <w:pStyle w:val="ListParagraph"/>
         <w:numPr>
           <w:ilvl w:val="1"/>
           <w:numId w:val="57"/>
@@ -3351,7 +3222,7 @@
     </w:p>
     <w:p>
       <w:pPr>
-        <w:pStyle w:val="Paragraphedeliste"/>
+        <w:pStyle w:val="ListParagraph"/>
         <w:numPr>
           <w:ilvl w:val="1"/>
           <w:numId w:val="57"/>
@@ -3366,13 +3237,12 @@
           <w:i/>
           <w:iCs/>
         </w:rPr>
-        <w:lastRenderedPageBreak/>
         <w:t>Diagnostic électrique</w:t>
       </w:r>
     </w:p>
     <w:p>
       <w:pPr>
-        <w:pStyle w:val="Paragraphedeliste"/>
+        <w:pStyle w:val="ListParagraph"/>
         <w:ind w:left="1440"/>
         <w:rPr>
           <w:i/>
@@ -3382,7 +3252,7 @@
     </w:p>
     <w:p>
       <w:pPr>
-        <w:pStyle w:val="Paragraphedeliste"/>
+        <w:pStyle w:val="ListParagraph"/>
         <w:numPr>
           <w:ilvl w:val="0"/>
           <w:numId w:val="57"/>
@@ -3402,7 +3272,7 @@
     </w:p>
     <w:p>
       <w:pPr>
-        <w:pStyle w:val="Paragraphedeliste"/>
+        <w:pStyle w:val="ListParagraph"/>
         <w:numPr>
           <w:ilvl w:val="1"/>
           <w:numId w:val="57"/>
@@ -3422,7 +3292,7 @@
     </w:p>
     <w:p>
       <w:pPr>
-        <w:pStyle w:val="Paragraphedeliste"/>
+        <w:pStyle w:val="ListParagraph"/>
         <w:numPr>
           <w:ilvl w:val="1"/>
           <w:numId w:val="57"/>
@@ -3442,7 +3312,7 @@
     </w:p>
     <w:p>
       <w:pPr>
-        <w:pStyle w:val="Paragraphedeliste"/>
+        <w:pStyle w:val="ListParagraph"/>
         <w:numPr>
           <w:ilvl w:val="1"/>
           <w:numId w:val="57"/>
@@ -3462,7 +3332,7 @@
     </w:p>
     <w:p>
       <w:pPr>
-        <w:pStyle w:val="Paragraphedeliste"/>
+        <w:pStyle w:val="ListParagraph"/>
         <w:numPr>
           <w:ilvl w:val="1"/>
           <w:numId w:val="57"/>
@@ -3482,7 +3352,7 @@
     </w:p>
     <w:p>
       <w:pPr>
-        <w:pStyle w:val="Paragraphedeliste"/>
+        <w:pStyle w:val="ListParagraph"/>
         <w:ind w:left="1440"/>
         <w:rPr>
           <w:i/>
@@ -3492,7 +3362,7 @@
     </w:p>
     <w:p>
       <w:pPr>
-        <w:pStyle w:val="Paragraphedeliste"/>
+        <w:pStyle w:val="ListParagraph"/>
         <w:numPr>
           <w:ilvl w:val="0"/>
           <w:numId w:val="57"/>
@@ -3512,7 +3382,7 @@
     </w:p>
     <w:p>
       <w:pPr>
-        <w:pStyle w:val="Paragraphedeliste"/>
+        <w:pStyle w:val="ListParagraph"/>
         <w:numPr>
           <w:ilvl w:val="1"/>
           <w:numId w:val="57"/>
@@ -3532,7 +3402,7 @@
     </w:p>
     <w:p>
       <w:pPr>
-        <w:pStyle w:val="Paragraphedeliste"/>
+        <w:pStyle w:val="ListParagraph"/>
         <w:numPr>
           <w:ilvl w:val="1"/>
           <w:numId w:val="57"/>
@@ -3552,20 +3422,6 @@
     </w:p>
     <w:p>
       <w:pPr>
-        <w:ind w:left="720"/>
-        <w:contextualSpacing/>
-        <w:rPr>
-          <w:b/>
-          <w:bCs/>
-          <w:i/>
-          <w:iCs/>
-          <w:color w:val="000000" w:themeColor="text1"/>
-        </w:rPr>
-      </w:pPr>
-    </w:p>
-    <w:p>
-      <w:pPr>
-        <w:ind w:left="720"/>
         <w:contextualSpacing/>
         <w:rPr>
           <w:color w:val="A6A6A6" w:themeColor="background1" w:themeShade="A6"/>
@@ -3776,6 +3632,7 @@
           <w:i/>
           <w:iCs/>
         </w:rPr>
+        <w:lastRenderedPageBreak/>
         <w:t>Pose d’une couche protectrice</w:t>
       </w:r>
     </w:p>
@@ -3800,60 +3657,6 @@
     </w:p>
     <w:p>
       <w:pPr>
-        <w:ind w:left="720"/>
-        <w:rPr>
-          <w:i/>
-          <w:iCs/>
-        </w:rPr>
-      </w:pPr>
-    </w:p>
-    <w:p>
-      <w:pPr>
-        <w:ind w:left="720"/>
-        <w:rPr>
-          <w:i/>
-          <w:iCs/>
-        </w:rPr>
-      </w:pPr>
-    </w:p>
-    <w:p>
-      <w:pPr>
-        <w:ind w:left="720"/>
-        <w:rPr>
-          <w:i/>
-          <w:iCs/>
-        </w:rPr>
-      </w:pPr>
-    </w:p>
-    <w:p>
-      <w:pPr>
-        <w:ind w:left="720"/>
-        <w:rPr>
-          <w:i/>
-          <w:iCs/>
-        </w:rPr>
-      </w:pPr>
-    </w:p>
-    <w:p>
-      <w:pPr>
-        <w:ind w:left="720"/>
-        <w:rPr>
-          <w:i/>
-          <w:iCs/>
-        </w:rPr>
-      </w:pPr>
-    </w:p>
-    <w:p>
-      <w:pPr>
-        <w:ind w:left="720"/>
-        <w:rPr>
-          <w:i/>
-          <w:iCs/>
-        </w:rPr>
-      </w:pPr>
-    </w:p>
-    <w:p>
-      <w:pPr>
         <w:rPr>
           <w:b/>
           <w:bCs/>
@@ -3867,7 +3670,6 @@
           <w:color w:val="595959" w:themeColor="text1" w:themeTint="A6"/>
           <w:highlight w:val="yellow"/>
         </w:rPr>
-        <w:lastRenderedPageBreak/>
         <w:t>SOUS-</w:t>
       </w:r>
       <w:r>
@@ -3992,15 +3794,7 @@
           <w:bCs/>
           <w:color w:val="A6A6A6" w:themeColor="background1" w:themeShade="A6"/>
         </w:rPr>
-        <w:t>(On retrouve les blocs des différentes offres et leurs prestations + leurs prix « à partir de »</w:t>
-      </w:r>
-      <w:r>
-        <w:rPr>
-          <w:b/>
-          <w:bCs/>
-          <w:color w:val="A6A6A6" w:themeColor="background1" w:themeShade="A6"/>
-        </w:rPr>
-        <w:t xml:space="preserve"> + CTA « Souscrire »)</w:t>
+        <w:t>(On retrouve les blocs des différentes offres et leurs prestations + leurs prix « à partir de » + CTA « Souscrire »)</w:t>
       </w:r>
     </w:p>
     <w:p>
@@ -4405,6 +4199,7 @@
           <w:iCs/>
           <w:color w:val="000000" w:themeColor="text1"/>
         </w:rPr>
+        <w:lastRenderedPageBreak/>
         <w:t xml:space="preserve">De prolonger la durée de vie : </w:t>
       </w:r>
       <w:r>
@@ -4451,7 +4246,6 @@
           <w:iCs/>
           <w:color w:val="000000" w:themeColor="text1"/>
         </w:rPr>
-        <w:lastRenderedPageBreak/>
         <w:t>FAQ</w:t>
       </w:r>
     </w:p>
@@ -4896,6 +4690,7 @@
           <w:i/>
           <w:iCs/>
         </w:rPr>
+        <w:lastRenderedPageBreak/>
         <w:t>Nettoyage des échangeurs hydrauliques (si présents)</w:t>
       </w:r>
     </w:p>
@@ -4959,7 +4754,6 @@
           <w:i/>
           <w:iCs/>
         </w:rPr>
-        <w:lastRenderedPageBreak/>
         <w:t>Vérification et resserrage des connexions électriques</w:t>
       </w:r>
     </w:p>
@@ -5254,23 +5048,7 @@
           <w:i/>
           <w:iCs/>
         </w:rPr>
-        <w:t>Rapport d’</w:t>
-      </w:r>
-      <w:proofErr w:type="spellStart"/>
-      <w:r>
-        <w:rPr>
-          <w:i/>
-          <w:iCs/>
-        </w:rPr>
-        <w:t>intevrention</w:t>
-      </w:r>
-      <w:proofErr w:type="spellEnd"/>
-      <w:r>
-        <w:rPr>
-          <w:i/>
-          <w:iCs/>
-        </w:rPr>
-        <w:t xml:space="preserve"> complet</w:t>
+        <w:t>Rapport d’intevrention complet</w:t>
       </w:r>
     </w:p>
     <w:p>
@@ -5491,6 +5269,7 @@
           <w:bCs/>
           <w:color w:val="A6A6A6" w:themeColor="background1" w:themeShade="A6"/>
         </w:rPr>
+        <w:lastRenderedPageBreak/>
         <w:t>(On retrouve les blocs des différentes offres et leurs prestations + leurs prix « à partir de » + CTA « Souscrire »)</w:t>
       </w:r>
     </w:p>
@@ -5543,7 +5322,6 @@
           <w:iCs/>
           <w:color w:val="000000" w:themeColor="text1"/>
         </w:rPr>
-        <w:lastRenderedPageBreak/>
         <w:t>À partir de...</w:t>
       </w:r>
     </w:p>
@@ -6050,6 +5828,7 @@
           <w:iCs/>
           <w:color w:val="000000" w:themeColor="text1"/>
         </w:rPr>
+        <w:lastRenderedPageBreak/>
         <w:t xml:space="preserve">Conditions standard : </w:t>
       </w:r>
       <w:r>
@@ -6102,7 +5881,6 @@
           <w:i/>
           <w:iCs/>
         </w:rPr>
-        <w:lastRenderedPageBreak/>
         <w:t>L</w:t>
       </w:r>
       <w:r>
@@ -6134,7 +5912,7 @@
     </w:p>
     <w:p>
       <w:pPr>
-        <w:pStyle w:val="Paragraphedeliste"/>
+        <w:pStyle w:val="ListParagraph"/>
         <w:numPr>
           <w:ilvl w:val="0"/>
           <w:numId w:val="60"/>
@@ -6154,7 +5932,7 @@
     </w:p>
     <w:p>
       <w:pPr>
-        <w:pStyle w:val="Paragraphedeliste"/>
+        <w:pStyle w:val="ListParagraph"/>
         <w:numPr>
           <w:ilvl w:val="0"/>
           <w:numId w:val="60"/>
@@ -6174,7 +5952,7 @@
     </w:p>
     <w:p>
       <w:pPr>
-        <w:pStyle w:val="Paragraphedeliste"/>
+        <w:pStyle w:val="ListParagraph"/>
         <w:numPr>
           <w:ilvl w:val="0"/>
           <w:numId w:val="61"/>
@@ -6194,7 +5972,7 @@
     </w:p>
     <w:p>
       <w:pPr>
-        <w:pStyle w:val="Paragraphedeliste"/>
+        <w:pStyle w:val="ListParagraph"/>
         <w:numPr>
           <w:ilvl w:val="0"/>
           <w:numId w:val="62"/>
@@ -6215,7 +5993,7 @@
     </w:p>
     <w:p>
       <w:pPr>
-        <w:pStyle w:val="Paragraphedeliste"/>
+        <w:pStyle w:val="ListParagraph"/>
         <w:numPr>
           <w:ilvl w:val="0"/>
           <w:numId w:val="62"/>
@@ -6236,7 +6014,7 @@
     </w:p>
     <w:p>
       <w:pPr>
-        <w:pStyle w:val="Paragraphedeliste"/>
+        <w:pStyle w:val="ListParagraph"/>
         <w:numPr>
           <w:ilvl w:val="0"/>
           <w:numId w:val="61"/>
@@ -6256,7 +6034,7 @@
     </w:p>
     <w:p>
       <w:pPr>
-        <w:pStyle w:val="Paragraphedeliste"/>
+        <w:pStyle w:val="ListParagraph"/>
         <w:numPr>
           <w:ilvl w:val="1"/>
           <w:numId w:val="61"/>
@@ -6277,7 +6055,7 @@
     </w:p>
     <w:p>
       <w:pPr>
-        <w:pStyle w:val="Paragraphedeliste"/>
+        <w:pStyle w:val="ListParagraph"/>
         <w:numPr>
           <w:ilvl w:val="1"/>
           <w:numId w:val="61"/>
@@ -6298,7 +6076,7 @@
     </w:p>
     <w:p>
       <w:pPr>
-        <w:pStyle w:val="Paragraphedeliste"/>
+        <w:pStyle w:val="ListParagraph"/>
         <w:numPr>
           <w:ilvl w:val="1"/>
           <w:numId w:val="61"/>
@@ -6319,7 +6097,7 @@
     </w:p>
     <w:p>
       <w:pPr>
-        <w:pStyle w:val="Paragraphedeliste"/>
+        <w:pStyle w:val="ListParagraph"/>
         <w:numPr>
           <w:ilvl w:val="0"/>
           <w:numId w:val="61"/>
@@ -6339,7 +6117,7 @@
     </w:p>
     <w:p>
       <w:pPr>
-        <w:pStyle w:val="Paragraphedeliste"/>
+        <w:pStyle w:val="ListParagraph"/>
         <w:numPr>
           <w:ilvl w:val="1"/>
           <w:numId w:val="61"/>
@@ -6360,7 +6138,7 @@
     </w:p>
     <w:p>
       <w:pPr>
-        <w:pStyle w:val="Paragraphedeliste"/>
+        <w:pStyle w:val="ListParagraph"/>
         <w:numPr>
           <w:ilvl w:val="1"/>
           <w:numId w:val="61"/>
@@ -6381,7 +6159,7 @@
     </w:p>
     <w:p>
       <w:pPr>
-        <w:pStyle w:val="Paragraphedeliste"/>
+        <w:pStyle w:val="ListParagraph"/>
         <w:numPr>
           <w:ilvl w:val="0"/>
           <w:numId w:val="61"/>
@@ -6401,7 +6179,7 @@
     </w:p>
     <w:p>
       <w:pPr>
-        <w:pStyle w:val="Paragraphedeliste"/>
+        <w:pStyle w:val="ListParagraph"/>
         <w:numPr>
           <w:ilvl w:val="1"/>
           <w:numId w:val="61"/>
@@ -6422,7 +6200,7 @@
     </w:p>
     <w:p>
       <w:pPr>
-        <w:pStyle w:val="Paragraphedeliste"/>
+        <w:pStyle w:val="ListParagraph"/>
         <w:numPr>
           <w:ilvl w:val="0"/>
           <w:numId w:val="61"/>
@@ -6684,6 +6462,7 @@
           <w:iCs/>
           <w:color w:val="000000" w:themeColor="text1"/>
         </w:rPr>
+        <w:lastRenderedPageBreak/>
         <w:t xml:space="preserve">La garantie de la performance maximale de vos panneaux solaires passe inévitablement par leur propreté. 15% de production annuelle sont en moyenne perdus en raison de la saleté de l’installation. </w:t>
       </w:r>
     </w:p>
@@ -6702,7 +6481,6 @@
           <w:iCs/>
           <w:color w:val="000000" w:themeColor="text1"/>
         </w:rPr>
-        <w:lastRenderedPageBreak/>
         <w:t xml:space="preserve">Notre service de nettoyage spécialisé utilise des techniques de pointe pour éliminer débris, mousses et saletés diverses et s’adapte à la surface et à la configuration de votre installation existante. </w:t>
       </w:r>
     </w:p>
@@ -6838,7 +6616,7 @@
     </w:p>
     <w:p>
       <w:pPr>
-        <w:pStyle w:val="Paragraphedeliste"/>
+        <w:pStyle w:val="ListParagraph"/>
         <w:numPr>
           <w:ilvl w:val="0"/>
           <w:numId w:val="64"/>
@@ -6911,7 +6689,7 @@
     </w:p>
     <w:p>
       <w:pPr>
-        <w:pStyle w:val="Paragraphedeliste"/>
+        <w:pStyle w:val="ListParagraph"/>
         <w:numPr>
           <w:ilvl w:val="0"/>
           <w:numId w:val="64"/>
@@ -7062,12 +6840,12 @@
     </w:p>
     <w:p>
       <w:pPr>
-        <w:pStyle w:val="Paragraphedeliste"/>
-      </w:pPr>
-    </w:p>
-    <w:p>
-      <w:pPr>
-        <w:pStyle w:val="Paragraphedeliste"/>
+        <w:pStyle w:val="ListParagraph"/>
+      </w:pPr>
+    </w:p>
+    <w:p>
+      <w:pPr>
+        <w:pStyle w:val="ListParagraph"/>
         <w:numPr>
           <w:ilvl w:val="0"/>
           <w:numId w:val="64"/>
@@ -7135,7 +6913,7 @@
     </w:p>
     <w:p>
       <w:pPr>
-        <w:pStyle w:val="Paragraphedeliste"/>
+        <w:pStyle w:val="ListParagraph"/>
         <w:numPr>
           <w:ilvl w:val="0"/>
           <w:numId w:val="64"/>
@@ -7150,6 +6928,7 @@
     </w:p>
     <w:p>
       <w:r>
+        <w:lastRenderedPageBreak/>
         <w:t xml:space="preserve">À l’issue du nettoyage, l’expert Zen vous remet le rapport complet de l’intervention, que vous pouvez également retrouver sur votre Espace Client, accompagné de conseils pour optimiser l’entretien chez vous. </w:t>
       </w:r>
     </w:p>
@@ -7172,7 +6951,6 @@
           <w:iCs/>
           <w:color w:val="000000" w:themeColor="text1"/>
         </w:rPr>
-        <w:lastRenderedPageBreak/>
         <w:t xml:space="preserve">FAQ </w:t>
       </w:r>
     </w:p>
@@ -7544,6 +7322,7 @@
           <w:iCs/>
           <w:color w:val="000000" w:themeColor="text1"/>
         </w:rPr>
+        <w:lastRenderedPageBreak/>
         <w:t>Grâce à un entretien régulier, vos panneaux peuvent conserver jusqu’à 80-90 % de leur capacité initiale même après 25 ans</w:t>
       </w:r>
       <w:r>
@@ -7588,7 +7367,6 @@
           <w:i/>
           <w:iCs/>
         </w:rPr>
-        <w:lastRenderedPageBreak/>
         <w:t xml:space="preserve">Choisissez Zen pour l’entretien et le nettoyage de vos panneaux photovoltaïque. Grâce à une expérience de longue date et une expertise pointue, Zen est le partenaire de confiance en Suisse romande pour l’entretien de toutes les solutions énergétiques vertes. Bénéficiez d’un suivi et d’un accompagnement sur mesure durant toute la durée de votre contrat. </w:t>
       </w:r>
       <w:r>
@@ -7771,23 +7549,13 @@
           <w:color w:val="000000" w:themeColor="text1"/>
         </w:rPr>
       </w:pPr>
-      <w:proofErr w:type="gramStart"/>
-      <w:r>
-        <w:rPr>
-          <w:i/>
-          <w:iCs/>
-          <w:color w:val="000000" w:themeColor="text1"/>
-        </w:rPr>
-        <w:t>ma</w:t>
-      </w:r>
-      <w:proofErr w:type="gramEnd"/>
-      <w:r>
-        <w:rPr>
-          <w:i/>
-          <w:iCs/>
-          <w:color w:val="000000" w:themeColor="text1"/>
-        </w:rPr>
-        <w:t xml:space="preserve"> maison, mon confort.</w:t>
+      <w:r>
+        <w:rPr>
+          <w:i/>
+          <w:iCs/>
+          <w:color w:val="000000" w:themeColor="text1"/>
+        </w:rPr>
+        <w:t>ma maison, mon confort.</w:t>
       </w:r>
     </w:p>
     <w:p>
@@ -8051,6 +7819,7 @@
           <w:iCs/>
           <w:color w:val="000000" w:themeColor="text1"/>
         </w:rPr>
+        <w:lastRenderedPageBreak/>
         <w:t>Avec Zen Energie Services, simplifiez-vous la vie et profitez d’un entretien professionnel sans complications !</w:t>
       </w:r>
     </w:p>
@@ -8068,25 +7837,7 @@
           <w:bCs/>
           <w:color w:val="A6A6A6" w:themeColor="background1" w:themeShade="A6"/>
         </w:rPr>
-        <w:t>CTA « Demandez votre devis » (</w:t>
-      </w:r>
-      <w:proofErr w:type="spellStart"/>
-      <w:r>
-        <w:rPr>
-          <w:b/>
-          <w:bCs/>
-          <w:color w:val="A6A6A6" w:themeColor="background1" w:themeShade="A6"/>
-        </w:rPr>
-        <w:t>Typeform</w:t>
-      </w:r>
-      <w:proofErr w:type="spellEnd"/>
-      <w:r>
-        <w:rPr>
-          <w:b/>
-          <w:bCs/>
-          <w:color w:val="A6A6A6" w:themeColor="background1" w:themeShade="A6"/>
-        </w:rPr>
-        <w:t>)</w:t>
+        <w:t>CTA « Demandez votre devis » (Typeform)</w:t>
       </w:r>
     </w:p>
     <w:p>
@@ -8299,7 +8050,7 @@
       <w:hyperlink r:id="rId6" w:history="1">
         <w:r>
           <w:rPr>
-            <w:rStyle w:val="Lienhypertexte"/>
+            <w:rStyle w:val="Hyperlink"/>
             <w:i/>
             <w:iCs/>
           </w:rPr>
@@ -8582,6 +8333,7 @@
           <w:iCs/>
           <w:color w:val="000000" w:themeColor="text1"/>
         </w:rPr>
+        <w:lastRenderedPageBreak/>
         <w:t>Prolongation de la durée de vie</w:t>
       </w:r>
       <w:r>
@@ -8653,16 +8405,7 @@
           <w:iCs/>
           <w:color w:val="000000" w:themeColor="text1"/>
         </w:rPr>
-        <w:t xml:space="preserve">n Suisse, certaines installations, comme les circuits contenant du fluide frigorigène, nécessitent un contrôle </w:t>
-      </w:r>
-      <w:r>
-        <w:rPr>
-          <w:i/>
-          <w:iCs/>
-          <w:color w:val="000000" w:themeColor="text1"/>
-        </w:rPr>
-        <w:lastRenderedPageBreak/>
-        <w:t>régulier. De plus, de nombreux fabricants exigent un entretien périodique pour maintenir la validité de la garantie.</w:t>
+        <w:t>n Suisse, certaines installations, comme les circuits contenant du fluide frigorigène, nécessitent un contrôle régulier. De plus, de nombreux fabricants exigent un entretien périodique pour maintenir la validité de la garantie.</w:t>
       </w:r>
     </w:p>
     <w:p>
@@ -8899,7 +8642,7 @@
       <w:hyperlink r:id="rId7" w:history="1">
         <w:r>
           <w:rPr>
-            <w:rStyle w:val="Lienhypertexte"/>
+            <w:rStyle w:val="Hyperlink"/>
             <w:i/>
             <w:iCs/>
             <w:color w:val="000000" w:themeColor="text1"/>
@@ -9078,30 +8821,12 @@
           <w:iCs/>
           <w:color w:val="000000" w:themeColor="text1"/>
         </w:rPr>
-        <w:t xml:space="preserve">La résiliation avant la fin de la période d’engagement est possible uniquement dans le </w:t>
-      </w:r>
-      <w:proofErr w:type="gramStart"/>
-      <w:r>
-        <w:rPr>
-          <w:i/>
-          <w:iCs/>
-          <w:color w:val="000000" w:themeColor="text1"/>
-        </w:rPr>
-        <w:t>ca</w:t>
-      </w:r>
-      <w:proofErr w:type="gramEnd"/>
-      <w:r>
-        <w:rPr>
-          <w:i/>
-          <w:iCs/>
-          <w:color w:val="000000" w:themeColor="text1"/>
-        </w:rPr>
-        <w:t xml:space="preserve"> suivant :</w:t>
-      </w:r>
-    </w:p>
-    <w:p>
-      <w:pPr>
-        <w:pStyle w:val="Paragraphedeliste"/>
+        <w:t>La résiliation avant la fin de la période d’engagement est possible uniquement dans le ca suivant :</w:t>
+      </w:r>
+    </w:p>
+    <w:p>
+      <w:pPr>
+        <w:pStyle w:val="ListParagraph"/>
         <w:numPr>
           <w:ilvl w:val="0"/>
           <w:numId w:val="56"/>
@@ -18269,11 +17994,11 @@
     <w:name w:val="Normal"/>
     <w:qFormat/>
   </w:style>
-  <w:style w:type="paragraph" w:styleId="Titre1">
+  <w:style w:type="paragraph" w:styleId="Heading1">
     <w:name w:val="heading 1"/>
     <w:basedOn w:val="Normal"/>
     <w:next w:val="Normal"/>
-    <w:link w:val="Titre1Car"/>
+    <w:link w:val="Heading1Char"/>
     <w:uiPriority w:val="9"/>
     <w:qFormat/>
     <w:rsid w:val="00411C7E"/>
@@ -18290,11 +18015,11 @@
       <w:szCs w:val="40"/>
     </w:rPr>
   </w:style>
-  <w:style w:type="paragraph" w:styleId="Titre2">
+  <w:style w:type="paragraph" w:styleId="Heading2">
     <w:name w:val="heading 2"/>
     <w:basedOn w:val="Normal"/>
     <w:next w:val="Normal"/>
-    <w:link w:val="Titre2Car"/>
+    <w:link w:val="Heading2Char"/>
     <w:uiPriority w:val="9"/>
     <w:semiHidden/>
     <w:unhideWhenUsed/>
@@ -18313,11 +18038,11 @@
       <w:szCs w:val="32"/>
     </w:rPr>
   </w:style>
-  <w:style w:type="paragraph" w:styleId="Titre3">
+  <w:style w:type="paragraph" w:styleId="Heading3">
     <w:name w:val="heading 3"/>
     <w:basedOn w:val="Normal"/>
     <w:next w:val="Normal"/>
-    <w:link w:val="Titre3Car"/>
+    <w:link w:val="Heading3Char"/>
     <w:uiPriority w:val="9"/>
     <w:unhideWhenUsed/>
     <w:qFormat/>
@@ -18335,11 +18060,11 @@
       <w:szCs w:val="28"/>
     </w:rPr>
   </w:style>
-  <w:style w:type="paragraph" w:styleId="Titre4">
+  <w:style w:type="paragraph" w:styleId="Heading4">
     <w:name w:val="heading 4"/>
     <w:basedOn w:val="Normal"/>
     <w:next w:val="Normal"/>
-    <w:link w:val="Titre4Car"/>
+    <w:link w:val="Heading4Char"/>
     <w:uiPriority w:val="9"/>
     <w:semiHidden/>
     <w:unhideWhenUsed/>
@@ -18358,11 +18083,11 @@
       <w:color w:val="0F4761" w:themeColor="accent1" w:themeShade="BF"/>
     </w:rPr>
   </w:style>
-  <w:style w:type="paragraph" w:styleId="Titre5">
+  <w:style w:type="paragraph" w:styleId="Heading5">
     <w:name w:val="heading 5"/>
     <w:basedOn w:val="Normal"/>
     <w:next w:val="Normal"/>
-    <w:link w:val="Titre5Car"/>
+    <w:link w:val="Heading5Char"/>
     <w:uiPriority w:val="9"/>
     <w:semiHidden/>
     <w:unhideWhenUsed/>
@@ -18379,11 +18104,11 @@
       <w:color w:val="0F4761" w:themeColor="accent1" w:themeShade="BF"/>
     </w:rPr>
   </w:style>
-  <w:style w:type="paragraph" w:styleId="Titre6">
+  <w:style w:type="paragraph" w:styleId="Heading6">
     <w:name w:val="heading 6"/>
     <w:basedOn w:val="Normal"/>
     <w:next w:val="Normal"/>
-    <w:link w:val="Titre6Car"/>
+    <w:link w:val="Heading6Char"/>
     <w:uiPriority w:val="9"/>
     <w:semiHidden/>
     <w:unhideWhenUsed/>
@@ -18402,11 +18127,11 @@
       <w:color w:val="595959" w:themeColor="text1" w:themeTint="A6"/>
     </w:rPr>
   </w:style>
-  <w:style w:type="paragraph" w:styleId="Titre7">
+  <w:style w:type="paragraph" w:styleId="Heading7">
     <w:name w:val="heading 7"/>
     <w:basedOn w:val="Normal"/>
     <w:next w:val="Normal"/>
-    <w:link w:val="Titre7Car"/>
+    <w:link w:val="Heading7Char"/>
     <w:uiPriority w:val="9"/>
     <w:semiHidden/>
     <w:unhideWhenUsed/>
@@ -18423,11 +18148,11 @@
       <w:color w:val="595959" w:themeColor="text1" w:themeTint="A6"/>
     </w:rPr>
   </w:style>
-  <w:style w:type="paragraph" w:styleId="Titre8">
+  <w:style w:type="paragraph" w:styleId="Heading8">
     <w:name w:val="heading 8"/>
     <w:basedOn w:val="Normal"/>
     <w:next w:val="Normal"/>
-    <w:link w:val="Titre8Car"/>
+    <w:link w:val="Heading8Char"/>
     <w:uiPriority w:val="9"/>
     <w:semiHidden/>
     <w:unhideWhenUsed/>
@@ -18446,11 +18171,11 @@
       <w:color w:val="272727" w:themeColor="text1" w:themeTint="D8"/>
     </w:rPr>
   </w:style>
-  <w:style w:type="paragraph" w:styleId="Titre9">
+  <w:style w:type="paragraph" w:styleId="Heading9">
     <w:name w:val="heading 9"/>
     <w:basedOn w:val="Normal"/>
     <w:next w:val="Normal"/>
-    <w:link w:val="Titre9Car"/>
+    <w:link w:val="Heading9Char"/>
     <w:uiPriority w:val="9"/>
     <w:semiHidden/>
     <w:unhideWhenUsed/>
@@ -18467,13 +18192,12 @@
       <w:color w:val="272727" w:themeColor="text1" w:themeTint="D8"/>
     </w:rPr>
   </w:style>
-  <w:style w:type="character" w:default="1" w:styleId="Policepardfaut">
+  <w:style w:type="character" w:default="1" w:styleId="DefaultParagraphFont">
     <w:name w:val="Default Paragraph Font"/>
     <w:uiPriority w:val="1"/>
-    <w:semiHidden/>
     <w:unhideWhenUsed/>
   </w:style>
-  <w:style w:type="table" w:default="1" w:styleId="TableauNormal">
+  <w:style w:type="table" w:default="1" w:styleId="TableNormal">
     <w:name w:val="Normal Table"/>
     <w:uiPriority w:val="99"/>
     <w:semiHidden/>
@@ -18488,16 +18212,16 @@
       </w:tblCellMar>
     </w:tblPr>
   </w:style>
-  <w:style w:type="numbering" w:default="1" w:styleId="Aucuneliste">
+  <w:style w:type="numbering" w:default="1" w:styleId="NoList">
     <w:name w:val="No List"/>
     <w:uiPriority w:val="99"/>
     <w:semiHidden/>
     <w:unhideWhenUsed/>
   </w:style>
-  <w:style w:type="character" w:customStyle="1" w:styleId="Titre1Car">
-    <w:name w:val="Titre 1 Car"/>
-    <w:basedOn w:val="Policepardfaut"/>
-    <w:link w:val="Titre1"/>
+  <w:style w:type="character" w:customStyle="1" w:styleId="Heading1Char">
+    <w:name w:val="Heading 1 Char"/>
+    <w:basedOn w:val="DefaultParagraphFont"/>
+    <w:link w:val="Heading1"/>
     <w:uiPriority w:val="9"/>
     <w:rsid w:val="00411C7E"/>
     <w:rPr>
@@ -18507,10 +18231,10 @@
       <w:szCs w:val="40"/>
     </w:rPr>
   </w:style>
-  <w:style w:type="character" w:customStyle="1" w:styleId="Titre2Car">
-    <w:name w:val="Titre 2 Car"/>
-    <w:basedOn w:val="Policepardfaut"/>
-    <w:link w:val="Titre2"/>
+  <w:style w:type="character" w:customStyle="1" w:styleId="Heading2Char">
+    <w:name w:val="Heading 2 Char"/>
+    <w:basedOn w:val="DefaultParagraphFont"/>
+    <w:link w:val="Heading2"/>
     <w:uiPriority w:val="9"/>
     <w:semiHidden/>
     <w:rsid w:val="00411C7E"/>
@@ -18521,10 +18245,10 @@
       <w:szCs w:val="32"/>
     </w:rPr>
   </w:style>
-  <w:style w:type="character" w:customStyle="1" w:styleId="Titre3Car">
-    <w:name w:val="Titre 3 Car"/>
-    <w:basedOn w:val="Policepardfaut"/>
-    <w:link w:val="Titre3"/>
+  <w:style w:type="character" w:customStyle="1" w:styleId="Heading3Char">
+    <w:name w:val="Heading 3 Char"/>
+    <w:basedOn w:val="DefaultParagraphFont"/>
+    <w:link w:val="Heading3"/>
     <w:uiPriority w:val="9"/>
     <w:rsid w:val="00411C7E"/>
     <w:rPr>
@@ -18534,10 +18258,10 @@
       <w:szCs w:val="28"/>
     </w:rPr>
   </w:style>
-  <w:style w:type="character" w:customStyle="1" w:styleId="Titre4Car">
-    <w:name w:val="Titre 4 Car"/>
-    <w:basedOn w:val="Policepardfaut"/>
-    <w:link w:val="Titre4"/>
+  <w:style w:type="character" w:customStyle="1" w:styleId="Heading4Char">
+    <w:name w:val="Heading 4 Char"/>
+    <w:basedOn w:val="DefaultParagraphFont"/>
+    <w:link w:val="Heading4"/>
     <w:uiPriority w:val="9"/>
     <w:semiHidden/>
     <w:rsid w:val="00411C7E"/>
@@ -18548,10 +18272,10 @@
       <w:color w:val="0F4761" w:themeColor="accent1" w:themeShade="BF"/>
     </w:rPr>
   </w:style>
-  <w:style w:type="character" w:customStyle="1" w:styleId="Titre5Car">
-    <w:name w:val="Titre 5 Car"/>
-    <w:basedOn w:val="Policepardfaut"/>
-    <w:link w:val="Titre5"/>
+  <w:style w:type="character" w:customStyle="1" w:styleId="Heading5Char">
+    <w:name w:val="Heading 5 Char"/>
+    <w:basedOn w:val="DefaultParagraphFont"/>
+    <w:link w:val="Heading5"/>
     <w:uiPriority w:val="9"/>
     <w:semiHidden/>
     <w:rsid w:val="00411C7E"/>
@@ -18560,10 +18284,10 @@
       <w:color w:val="0F4761" w:themeColor="accent1" w:themeShade="BF"/>
     </w:rPr>
   </w:style>
-  <w:style w:type="character" w:customStyle="1" w:styleId="Titre6Car">
-    <w:name w:val="Titre 6 Car"/>
-    <w:basedOn w:val="Policepardfaut"/>
-    <w:link w:val="Titre6"/>
+  <w:style w:type="character" w:customStyle="1" w:styleId="Heading6Char">
+    <w:name w:val="Heading 6 Char"/>
+    <w:basedOn w:val="DefaultParagraphFont"/>
+    <w:link w:val="Heading6"/>
     <w:uiPriority w:val="9"/>
     <w:semiHidden/>
     <w:rsid w:val="00411C7E"/>
@@ -18574,10 +18298,10 @@
       <w:color w:val="595959" w:themeColor="text1" w:themeTint="A6"/>
     </w:rPr>
   </w:style>
-  <w:style w:type="character" w:customStyle="1" w:styleId="Titre7Car">
-    <w:name w:val="Titre 7 Car"/>
-    <w:basedOn w:val="Policepardfaut"/>
-    <w:link w:val="Titre7"/>
+  <w:style w:type="character" w:customStyle="1" w:styleId="Heading7Char">
+    <w:name w:val="Heading 7 Char"/>
+    <w:basedOn w:val="DefaultParagraphFont"/>
+    <w:link w:val="Heading7"/>
     <w:uiPriority w:val="9"/>
     <w:semiHidden/>
     <w:rsid w:val="00411C7E"/>
@@ -18586,10 +18310,10 @@
       <w:color w:val="595959" w:themeColor="text1" w:themeTint="A6"/>
     </w:rPr>
   </w:style>
-  <w:style w:type="character" w:customStyle="1" w:styleId="Titre8Car">
-    <w:name w:val="Titre 8 Car"/>
-    <w:basedOn w:val="Policepardfaut"/>
-    <w:link w:val="Titre8"/>
+  <w:style w:type="character" w:customStyle="1" w:styleId="Heading8Char">
+    <w:name w:val="Heading 8 Char"/>
+    <w:basedOn w:val="DefaultParagraphFont"/>
+    <w:link w:val="Heading8"/>
     <w:uiPriority w:val="9"/>
     <w:semiHidden/>
     <w:rsid w:val="00411C7E"/>
@@ -18600,10 +18324,10 @@
       <w:color w:val="272727" w:themeColor="text1" w:themeTint="D8"/>
     </w:rPr>
   </w:style>
-  <w:style w:type="character" w:customStyle="1" w:styleId="Titre9Car">
-    <w:name w:val="Titre 9 Car"/>
-    <w:basedOn w:val="Policepardfaut"/>
-    <w:link w:val="Titre9"/>
+  <w:style w:type="character" w:customStyle="1" w:styleId="Heading9Char">
+    <w:name w:val="Heading 9 Char"/>
+    <w:basedOn w:val="DefaultParagraphFont"/>
+    <w:link w:val="Heading9"/>
     <w:uiPriority w:val="9"/>
     <w:semiHidden/>
     <w:rsid w:val="00411C7E"/>
@@ -18612,11 +18336,11 @@
       <w:color w:val="272727" w:themeColor="text1" w:themeTint="D8"/>
     </w:rPr>
   </w:style>
-  <w:style w:type="paragraph" w:styleId="Titre">
+  <w:style w:type="paragraph" w:styleId="Title">
     <w:name w:val="Title"/>
     <w:basedOn w:val="Normal"/>
     <w:next w:val="Normal"/>
-    <w:link w:val="TitreCar"/>
+    <w:link w:val="TitleChar"/>
     <w:uiPriority w:val="10"/>
     <w:qFormat/>
     <w:rsid w:val="00411C7E"/>
@@ -18632,10 +18356,10 @@
       <w:szCs w:val="56"/>
     </w:rPr>
   </w:style>
-  <w:style w:type="character" w:customStyle="1" w:styleId="TitreCar">
-    <w:name w:val="Titre Car"/>
-    <w:basedOn w:val="Policepardfaut"/>
-    <w:link w:val="Titre"/>
+  <w:style w:type="character" w:customStyle="1" w:styleId="TitleChar">
+    <w:name w:val="Title Char"/>
+    <w:basedOn w:val="DefaultParagraphFont"/>
+    <w:link w:val="Title"/>
     <w:uiPriority w:val="10"/>
     <w:rsid w:val="00411C7E"/>
     <w:rPr>
@@ -18646,11 +18370,11 @@
       <w:szCs w:val="56"/>
     </w:rPr>
   </w:style>
-  <w:style w:type="paragraph" w:styleId="Sous-titre">
+  <w:style w:type="paragraph" w:styleId="Subtitle">
     <w:name w:val="Subtitle"/>
     <w:basedOn w:val="Normal"/>
     <w:next w:val="Normal"/>
-    <w:link w:val="Sous-titreCar"/>
+    <w:link w:val="SubtitleChar"/>
     <w:uiPriority w:val="11"/>
     <w:qFormat/>
     <w:rsid w:val="00411C7E"/>
@@ -18667,10 +18391,10 @@
       <w:szCs w:val="28"/>
     </w:rPr>
   </w:style>
-  <w:style w:type="character" w:customStyle="1" w:styleId="Sous-titreCar">
-    <w:name w:val="Sous-titre Car"/>
-    <w:basedOn w:val="Policepardfaut"/>
-    <w:link w:val="Sous-titre"/>
+  <w:style w:type="character" w:customStyle="1" w:styleId="SubtitleChar">
+    <w:name w:val="Subtitle Char"/>
+    <w:basedOn w:val="DefaultParagraphFont"/>
+    <w:link w:val="Subtitle"/>
     <w:uiPriority w:val="11"/>
     <w:rsid w:val="00411C7E"/>
     <w:rPr>
@@ -18681,11 +18405,11 @@
       <w:szCs w:val="28"/>
     </w:rPr>
   </w:style>
-  <w:style w:type="paragraph" w:styleId="Citation">
+  <w:style w:type="paragraph" w:styleId="Quote">
     <w:name w:val="Quote"/>
     <w:basedOn w:val="Normal"/>
     <w:next w:val="Normal"/>
-    <w:link w:val="CitationCar"/>
+    <w:link w:val="QuoteChar"/>
     <w:uiPriority w:val="29"/>
     <w:qFormat/>
     <w:rsid w:val="00411C7E"/>
@@ -18699,10 +18423,10 @@
       <w:color w:val="404040" w:themeColor="text1" w:themeTint="BF"/>
     </w:rPr>
   </w:style>
-  <w:style w:type="character" w:customStyle="1" w:styleId="CitationCar">
-    <w:name w:val="Citation Car"/>
-    <w:basedOn w:val="Policepardfaut"/>
-    <w:link w:val="Citation"/>
+  <w:style w:type="character" w:customStyle="1" w:styleId="QuoteChar">
+    <w:name w:val="Quote Char"/>
+    <w:basedOn w:val="DefaultParagraphFont"/>
+    <w:link w:val="Quote"/>
     <w:uiPriority w:val="29"/>
     <w:rsid w:val="00411C7E"/>
     <w:rPr>
@@ -18711,7 +18435,7 @@
       <w:color w:val="404040" w:themeColor="text1" w:themeTint="BF"/>
     </w:rPr>
   </w:style>
-  <w:style w:type="paragraph" w:styleId="Paragraphedeliste">
+  <w:style w:type="paragraph" w:styleId="ListParagraph">
     <w:name w:val="List Paragraph"/>
     <w:basedOn w:val="Normal"/>
     <w:uiPriority w:val="34"/>
@@ -18722,9 +18446,9 @@
       <w:contextualSpacing/>
     </w:pPr>
   </w:style>
-  <w:style w:type="character" w:styleId="Accentuationintense">
+  <w:style w:type="character" w:styleId="IntenseEmphasis">
     <w:name w:val="Intense Emphasis"/>
-    <w:basedOn w:val="Policepardfaut"/>
+    <w:basedOn w:val="DefaultParagraphFont"/>
     <w:uiPriority w:val="21"/>
     <w:qFormat/>
     <w:rsid w:val="00411C7E"/>
@@ -18734,11 +18458,11 @@
       <w:color w:val="0F4761" w:themeColor="accent1" w:themeShade="BF"/>
     </w:rPr>
   </w:style>
-  <w:style w:type="paragraph" w:styleId="Citationintense">
+  <w:style w:type="paragraph" w:styleId="IntenseQuote">
     <w:name w:val="Intense Quote"/>
     <w:basedOn w:val="Normal"/>
     <w:next w:val="Normal"/>
-    <w:link w:val="CitationintenseCar"/>
+    <w:link w:val="IntenseQuoteChar"/>
     <w:uiPriority w:val="30"/>
     <w:qFormat/>
     <w:rsid w:val="00411C7E"/>
@@ -18757,10 +18481,10 @@
       <w:color w:val="0F4761" w:themeColor="accent1" w:themeShade="BF"/>
     </w:rPr>
   </w:style>
-  <w:style w:type="character" w:customStyle="1" w:styleId="CitationintenseCar">
-    <w:name w:val="Citation intense Car"/>
-    <w:basedOn w:val="Policepardfaut"/>
-    <w:link w:val="Citationintense"/>
+  <w:style w:type="character" w:customStyle="1" w:styleId="IntenseQuoteChar">
+    <w:name w:val="Intense Quote Char"/>
+    <w:basedOn w:val="DefaultParagraphFont"/>
+    <w:link w:val="IntenseQuote"/>
     <w:uiPriority w:val="30"/>
     <w:rsid w:val="00411C7E"/>
     <w:rPr>
@@ -18769,9 +18493,9 @@
       <w:color w:val="0F4761" w:themeColor="accent1" w:themeShade="BF"/>
     </w:rPr>
   </w:style>
-  <w:style w:type="character" w:styleId="Rfrenceintense">
+  <w:style w:type="character" w:styleId="IntenseReference">
     <w:name w:val="Intense Reference"/>
-    <w:basedOn w:val="Policepardfaut"/>
+    <w:basedOn w:val="DefaultParagraphFont"/>
     <w:uiPriority w:val="32"/>
     <w:qFormat/>
     <w:rsid w:val="00411C7E"/>
@@ -18783,9 +18507,9 @@
       <w:spacing w:val="5"/>
     </w:rPr>
   </w:style>
-  <w:style w:type="character" w:styleId="Lienhypertexte">
+  <w:style w:type="character" w:styleId="Hyperlink">
     <w:name w:val="Hyperlink"/>
-    <w:basedOn w:val="Policepardfaut"/>
+    <w:basedOn w:val="DefaultParagraphFont"/>
     <w:uiPriority w:val="99"/>
     <w:unhideWhenUsed/>
     <w:rsid w:val="00921672"/>
@@ -18794,9 +18518,9 @@
       <w:u w:val="single"/>
     </w:rPr>
   </w:style>
-  <w:style w:type="character" w:styleId="Mentionnonrsolue">
+  <w:style w:type="character" w:styleId="UnresolvedMention">
     <w:name w:val="Unresolved Mention"/>
-    <w:basedOn w:val="Policepardfaut"/>
+    <w:basedOn w:val="DefaultParagraphFont"/>
     <w:uiPriority w:val="99"/>
     <w:semiHidden/>
     <w:unhideWhenUsed/>
@@ -18851,9 +18575,9 @@
       <w14:ligatures w14:val="none"/>
     </w:rPr>
   </w:style>
-  <w:style w:type="character" w:styleId="lev">
+  <w:style w:type="character" w:styleId="Strong">
     <w:name w:val="Strong"/>
-    <w:basedOn w:val="Policepardfaut"/>
+    <w:basedOn w:val="DefaultParagraphFont"/>
     <w:uiPriority w:val="22"/>
     <w:qFormat/>
     <w:rsid w:val="00470D81"/>
@@ -18862,9 +18586,9 @@
       <w:bCs/>
     </w:rPr>
   </w:style>
-  <w:style w:type="character" w:styleId="Lienhypertextesuivivisit">
+  <w:style w:type="character" w:styleId="FollowedHyperlink">
     <w:name w:val="FollowedHyperlink"/>
-    <w:basedOn w:val="Policepardfaut"/>
+    <w:basedOn w:val="DefaultParagraphFont"/>
     <w:uiPriority w:val="99"/>
     <w:semiHidden/>
     <w:unhideWhenUsed/>
